--- a/RAPORT.docx
+++ b/RAPORT.docx
@@ -1260,6 +1260,79 @@
           <w:sz w:val="30"/>
           <w:szCs w:val="30"/>
         </w:rPr>
+        <w:t>Tabu search</w:t>
+      </w:r>
+    </w:p>
+    <w:p>
+      <w:pPr>
+        <w:rPr>
+          <w:b/>
+          <w:bCs/>
+          <w:sz w:val="30"/>
+          <w:szCs w:val="30"/>
+        </w:rPr>
+      </w:pPr>
+      <w:r>
+        <w:rPr>
+          <w:b/>
+          <w:bCs/>
+          <w:sz w:val="30"/>
+          <w:szCs w:val="30"/>
+        </w:rPr>
+        <w:lastRenderedPageBreak/>
+        <w:drawing>
+          <wp:inline distT="0" distB="0" distL="0" distR="0" wp14:anchorId="0A6C35B0" wp14:editId="7F5B85A6">
+            <wp:extent cx="5760720" cy="4992370"/>
+            <wp:effectExtent l="0" t="0" r="0" b="0"/>
+            <wp:docPr id="2032115779" name="Obraz 1"/>
+            <wp:cNvGraphicFramePr>
+              <a:graphicFrameLocks xmlns:a="http://schemas.openxmlformats.org/drawingml/2006/main" noChangeAspect="1"/>
+            </wp:cNvGraphicFramePr>
+            <a:graphic xmlns:a="http://schemas.openxmlformats.org/drawingml/2006/main">
+              <a:graphicData uri="http://schemas.openxmlformats.org/drawingml/2006/picture">
+                <pic:pic xmlns:pic="http://schemas.openxmlformats.org/drawingml/2006/picture">
+                  <pic:nvPicPr>
+                    <pic:cNvPr id="2032115779" name=""/>
+                    <pic:cNvPicPr/>
+                  </pic:nvPicPr>
+                  <pic:blipFill>
+                    <a:blip r:embed="rId10"/>
+                    <a:stretch>
+                      <a:fillRect/>
+                    </a:stretch>
+                  </pic:blipFill>
+                  <pic:spPr>
+                    <a:xfrm>
+                      <a:off x="0" y="0"/>
+                      <a:ext cx="5760720" cy="4992370"/>
+                    </a:xfrm>
+                    <a:prstGeom prst="rect">
+                      <a:avLst/>
+                    </a:prstGeom>
+                  </pic:spPr>
+                </pic:pic>
+              </a:graphicData>
+            </a:graphic>
+          </wp:inline>
+        </w:drawing>
+      </w:r>
+    </w:p>
+    <w:p>
+      <w:pPr>
+        <w:rPr>
+          <w:b/>
+          <w:bCs/>
+          <w:sz w:val="30"/>
+          <w:szCs w:val="30"/>
+        </w:rPr>
+      </w:pPr>
+      <w:r>
+        <w:rPr>
+          <w:b/>
+          <w:bCs/>
+          <w:sz w:val="30"/>
+          <w:szCs w:val="30"/>
+        </w:rPr>
         <w:t>opis dodanych modyfikacji do algorytmów bazowych, </w:t>
       </w:r>
     </w:p>
@@ -1294,7 +1367,7 @@
                     <pic:cNvPicPr/>
                   </pic:nvPicPr>
                   <pic:blipFill>
-                    <a:blip r:embed="rId10"/>
+                    <a:blip r:embed="rId11"/>
                     <a:stretch>
                       <a:fillRect/>
                     </a:stretch>
@@ -1334,7 +1407,7 @@
                     <pic:cNvPicPr/>
                   </pic:nvPicPr>
                   <pic:blipFill>
-                    <a:blip r:embed="rId11"/>
+                    <a:blip r:embed="rId12"/>
                     <a:stretch>
                       <a:fillRect/>
                     </a:stretch>
@@ -1380,7 +1453,7 @@
       </w:r>
     </w:p>
     <w:p>
-      <w:hyperlink r:id="rId12" w:history="1">
+      <w:hyperlink r:id="rId13" w:history="1">
         <w:r>
           <w:rPr>
             <w:rStyle w:val="Hipercze"/>
@@ -1390,7 +1463,7 @@
       </w:hyperlink>
     </w:p>
     <w:p>
-      <w:hyperlink r:id="rId13" w:history="1">
+      <w:hyperlink r:id="rId14" w:history="1">
         <w:r>
           <w:rPr>
             <w:rStyle w:val="Hipercze"/>

--- a/RAPORT.docx
+++ b/RAPORT.docx
@@ -115,7 +115,7 @@
                                         <w:sz w:val="72"/>
                                         <w:szCs w:val="72"/>
                                       </w:rPr>
-                                      <w:t xml:space="preserve">Lista 1 </w:t>
+                                      <w:t>Lista 1</w:t>
                                     </w:r>
                                   </w:sdtContent>
                                 </w:sdt>
@@ -255,7 +255,7 @@
                                   <w:sz w:val="72"/>
                                   <w:szCs w:val="72"/>
                                 </w:rPr>
-                                <w:t xml:space="preserve">Lista 1 </w:t>
+                                <w:t>Lista 1</w:t>
                               </w:r>
                             </w:sdtContent>
                           </w:sdt>
@@ -563,8 +563,17 @@
           <w:b/>
           <w:bCs/>
         </w:rPr>
-        <w:t>Algorytm Djikstry</w:t>
-      </w:r>
+        <w:t xml:space="preserve">Algorytm </w:t>
+      </w:r>
+      <w:proofErr w:type="spellStart"/>
+      <w:r>
+        <w:rPr>
+          <w:b/>
+          <w:bCs/>
+        </w:rPr>
+        <w:t>Djikstry</w:t>
+      </w:r>
+      <w:proofErr w:type="spellEnd"/>
     </w:p>
     <w:p>
       <w:r>
@@ -577,10 +586,14 @@
         <w:t>najszybszą</w:t>
       </w:r>
       <w:r>
-        <w:t xml:space="preserve"> trasę łączącą dwa punkty w sieci posiadającej przypisane wagi krawędzi. Cały proces opiera się na wykorzystaniu kolejki priorytetowej</w:t>
-      </w:r>
-      <w:r>
-        <w:t xml:space="preserve"> (kopiec)</w:t>
+        <w:t xml:space="preserve"> trasę łączącą dwa punkty w sieci posiadającej przypisane wagi krawędzi. Cały proces opiera się na wykorzystaniu </w:t>
+      </w:r>
+      <w:r>
+        <w:rPr>
+          <w:b/>
+          <w:bCs/>
+        </w:rPr>
+        <w:t>kolejki priorytetowej (kopiec)</w:t>
       </w:r>
       <w:r>
         <w:t>, w której poszczególne węzły są porządkowane pod kątem ich</w:t>
@@ -595,10 +608,34 @@
         <w:t xml:space="preserve">. </w:t>
       </w:r>
       <w:r>
-        <w:t>Dopóki w zestawieniu pozostają jakiekolwiek elementy, system systematycznie pobiera punkt o najniższej aktualnej wadze i analizuje wszystkich jego bezpośrednich sąsiadów</w:t>
-      </w:r>
-      <w:r>
-        <w:t xml:space="preserve"> (połączenia z tego peronu plus z innych peronów w obrębie tej samej stacji)</w:t>
+        <w:t xml:space="preserve">Dopóki w zestawieniu pozostają jakiekolwiek elementy, system systematycznie </w:t>
+      </w:r>
+      <w:r>
+        <w:rPr>
+          <w:b/>
+          <w:bCs/>
+        </w:rPr>
+        <w:t>pobiera punkt o najniższej aktualnej wadze</w:t>
+      </w:r>
+      <w:r>
+        <w:t xml:space="preserve"> i </w:t>
+      </w:r>
+      <w:r>
+        <w:rPr>
+          <w:b/>
+          <w:bCs/>
+        </w:rPr>
+        <w:t>analizuje wszystkich jego bezpośrednich sąsiadów</w:t>
+      </w:r>
+      <w:r>
+        <w:rPr>
+          <w:b/>
+          <w:bCs/>
+        </w:rPr>
+        <w:t xml:space="preserve"> </w:t>
+      </w:r>
+      <w:r>
+        <w:t>(połączenia z tego peronu plus z innych peronów w obrębie tej samej stacji)</w:t>
       </w:r>
       <w:r>
         <w:t xml:space="preserve">. W każdym takim kroku sprawdza się, czy przejście przez obecnie rozpatrywany węzeł oferuje </w:t>
@@ -713,27 +750,12 @@
     </w:p>
     <w:p>
       <w:r>
-        <w:t>0</w:t>
-      </w:r>
-      <w:r>
-        <w:t>.0</w:t>
-      </w:r>
-      <w:r>
-        <w:t xml:space="preserve"> - jeśli dany peron ma bezpośrednią linię do celu.</w:t>
-      </w:r>
-    </w:p>
-    <w:p>
-      <w:r>
-        <w:t>1</w:t>
-      </w:r>
-      <w:r>
-        <w:t>.0</w:t>
-      </w:r>
-      <w:r>
-        <w:t xml:space="preserve"> - </w:t>
-      </w:r>
-      <w:r>
-        <w:t>pozostałe</w:t>
+        <w:t>0.0 - jeśli dany peron ma bezpośrednią linię do celu.</w:t>
+      </w:r>
+    </w:p>
+    <w:p>
+      <w:r>
+        <w:t>1.0 - pozostałe</w:t>
       </w:r>
     </w:p>
     <w:p>
@@ -754,7 +776,15 @@
     </w:p>
     <w:p>
       <w:r>
-        <w:t>0.0 - jeśli dany peron  ma bezpośrednią linię do celu.</w:t>
+        <w:t xml:space="preserve">0.0 - jeśli dany </w:t>
+      </w:r>
+      <w:proofErr w:type="gramStart"/>
+      <w:r>
+        <w:t>peron  ma</w:t>
+      </w:r>
+      <w:proofErr w:type="gramEnd"/>
+      <w:r>
+        <w:t xml:space="preserve"> bezpośrednią linię do celu.</w:t>
       </w:r>
     </w:p>
     <w:p>
@@ -764,10 +794,7 @@
     </w:p>
     <w:p>
       <w:r>
-        <w:t xml:space="preserve">2.0 - </w:t>
-      </w:r>
-      <w:r>
-        <w:t>pozostałe</w:t>
+        <w:t>2.0 - pozostałe</w:t>
       </w:r>
     </w:p>
     <w:p>
@@ -788,12 +815,31 @@
           <w:b/>
           <w:bCs/>
         </w:rPr>
-        <w:t>Algorytm TabuSearch</w:t>
-      </w:r>
-    </w:p>
-    <w:p>
-      <w:r>
-        <w:t xml:space="preserve">Jest to technika optymalizacyjna stosowana głównie w problemach, gdzie znalezienie idealnego rozwiązania jest zbyt kosztowne obliczeniowo. Proces polega na iteracyjnym przeszukiwaniu sąsiedztwa aktualnego rozwiązania w poszukiwaniu poprawy wyniku. Kluczowym elementem jest tutaj wykorzystanie tzw. </w:t>
+        <w:t xml:space="preserve">Algorytm </w:t>
+      </w:r>
+      <w:proofErr w:type="spellStart"/>
+      <w:r>
+        <w:rPr>
+          <w:b/>
+          <w:bCs/>
+        </w:rPr>
+        <w:t>TabuSearch</w:t>
+      </w:r>
+      <w:proofErr w:type="spellEnd"/>
+    </w:p>
+    <w:p>
+      <w:r>
+        <w:t xml:space="preserve">Jest to technika optymalizacyjna stosowana głównie w problemach, gdzie znalezienie idealnego rozwiązania jest zbyt kosztowne obliczeniowo. Proces polega na iteracyjnym </w:t>
+      </w:r>
+      <w:r>
+        <w:rPr>
+          <w:b/>
+          <w:bCs/>
+        </w:rPr>
+        <w:t>przeszukiwaniu sąsiedztwa</w:t>
+      </w:r>
+      <w:r>
+        <w:t xml:space="preserve"> aktualnego rozwiązania w poszukiwaniu poprawy wyniku. Kluczowym elementem jest tutaj wykorzystanie tzw. </w:t>
       </w:r>
       <w:r>
         <w:rPr>
@@ -835,6 +881,7 @@
           <w:szCs w:val="26"/>
         </w:rPr>
       </w:pPr>
+      <w:proofErr w:type="spellStart"/>
       <w:r>
         <w:rPr>
           <w:b/>
@@ -842,22 +889,33 @@
           <w:sz w:val="26"/>
           <w:szCs w:val="26"/>
         </w:rPr>
-        <w:t xml:space="preserve">Djikstra – kryterium czasu </w:t>
-      </w:r>
-    </w:p>
-    <w:p>
-      <w:pPr>
-        <w:rPr>
-          <w:b/>
-          <w:bCs/>
-          <w:sz w:val="30"/>
-          <w:szCs w:val="30"/>
-        </w:rPr>
-      </w:pPr>
-      <w:r>
-        <w:rPr>
-          <w:b/>
-          <w:bCs/>
+        <w:t>Djikstra</w:t>
+      </w:r>
+      <w:proofErr w:type="spellEnd"/>
+      <w:r>
+        <w:rPr>
+          <w:b/>
+          <w:bCs/>
+          <w:sz w:val="26"/>
+          <w:szCs w:val="26"/>
+        </w:rPr>
+        <w:t xml:space="preserve"> – kryterium czasu </w:t>
+      </w:r>
+    </w:p>
+    <w:p>
+      <w:pPr>
+        <w:rPr>
+          <w:b/>
+          <w:bCs/>
+          <w:sz w:val="30"/>
+          <w:szCs w:val="30"/>
+        </w:rPr>
+      </w:pPr>
+      <w:r>
+        <w:rPr>
+          <w:b/>
+          <w:bCs/>
+          <w:noProof/>
           <w:sz w:val="30"/>
           <w:szCs w:val="30"/>
         </w:rPr>
@@ -915,31 +973,23 @@
           <w:szCs w:val="30"/>
         </w:rPr>
         <w:lastRenderedPageBreak/>
-        <w:t>A*</w:t>
-      </w:r>
-      <w:r>
-        <w:rPr>
-          <w:b/>
-          <w:bCs/>
-          <w:sz w:val="30"/>
-          <w:szCs w:val="30"/>
-        </w:rPr>
-        <w:t xml:space="preserve">– kryterium czasu </w:t>
-      </w:r>
-    </w:p>
-    <w:p>
-      <w:pPr>
-        <w:rPr>
-          <w:b/>
-          <w:bCs/>
-          <w:sz w:val="30"/>
-          <w:szCs w:val="30"/>
-        </w:rPr>
-      </w:pPr>
-      <w:r>
-        <w:rPr>
-          <w:b/>
-          <w:bCs/>
+        <w:t xml:space="preserve">A*– kryterium czasu </w:t>
+      </w:r>
+    </w:p>
+    <w:p>
+      <w:pPr>
+        <w:rPr>
+          <w:b/>
+          <w:bCs/>
+          <w:sz w:val="30"/>
+          <w:szCs w:val="30"/>
+        </w:rPr>
+      </w:pPr>
+      <w:r>
+        <w:rPr>
+          <w:b/>
+          <w:bCs/>
+          <w:noProof/>
           <w:sz w:val="30"/>
           <w:szCs w:val="30"/>
         </w:rPr>
@@ -1012,6 +1062,7 @@
         <w:rPr>
           <w:b/>
           <w:bCs/>
+          <w:noProof/>
           <w:sz w:val="30"/>
           <w:szCs w:val="30"/>
         </w:rPr>
@@ -1170,40 +1221,23 @@
           <w:szCs w:val="30"/>
         </w:rPr>
         <w:lastRenderedPageBreak/>
-        <w:t xml:space="preserve">A*, kryterium przesiadki, </w:t>
-      </w:r>
-      <w:r>
-        <w:rPr>
-          <w:b/>
-          <w:bCs/>
-          <w:sz w:val="30"/>
-          <w:szCs w:val="30"/>
-        </w:rPr>
-        <w:t xml:space="preserve">ulepszona </w:t>
-      </w:r>
-      <w:r>
-        <w:rPr>
-          <w:b/>
-          <w:bCs/>
-          <w:sz w:val="30"/>
-          <w:szCs w:val="30"/>
-        </w:rPr>
-        <w:t>heurystyka</w:t>
-      </w:r>
-    </w:p>
-    <w:p>
-      <w:pPr>
-        <w:rPr>
-          <w:b/>
-          <w:bCs/>
-          <w:sz w:val="30"/>
-          <w:szCs w:val="30"/>
-        </w:rPr>
-      </w:pPr>
-      <w:r>
-        <w:rPr>
-          <w:b/>
-          <w:bCs/>
+        <w:t>A*, kryterium przesiadki, ulepszona heurystyka</w:t>
+      </w:r>
+    </w:p>
+    <w:p>
+      <w:pPr>
+        <w:rPr>
+          <w:b/>
+          <w:bCs/>
+          <w:sz w:val="30"/>
+          <w:szCs w:val="30"/>
+        </w:rPr>
+      </w:pPr>
+      <w:r>
+        <w:rPr>
+          <w:b/>
+          <w:bCs/>
+          <w:noProof/>
           <w:sz w:val="30"/>
           <w:szCs w:val="30"/>
         </w:rPr>
@@ -1260,22 +1294,34 @@
           <w:sz w:val="30"/>
           <w:szCs w:val="30"/>
         </w:rPr>
-        <w:t>Tabu search</w:t>
-      </w:r>
-    </w:p>
-    <w:p>
-      <w:pPr>
-        <w:rPr>
-          <w:b/>
-          <w:bCs/>
-          <w:sz w:val="30"/>
-          <w:szCs w:val="30"/>
-        </w:rPr>
-      </w:pPr>
-      <w:r>
-        <w:rPr>
-          <w:b/>
-          <w:bCs/>
+        <w:t xml:space="preserve">Tabu </w:t>
+      </w:r>
+      <w:proofErr w:type="spellStart"/>
+      <w:r>
+        <w:rPr>
+          <w:b/>
+          <w:bCs/>
+          <w:sz w:val="30"/>
+          <w:szCs w:val="30"/>
+        </w:rPr>
+        <w:t>search</w:t>
+      </w:r>
+      <w:proofErr w:type="spellEnd"/>
+    </w:p>
+    <w:p>
+      <w:pPr>
+        <w:rPr>
+          <w:b/>
+          <w:bCs/>
+          <w:sz w:val="30"/>
+          <w:szCs w:val="30"/>
+        </w:rPr>
+      </w:pPr>
+      <w:r>
+        <w:rPr>
+          <w:b/>
+          <w:bCs/>
+          <w:noProof/>
           <w:sz w:val="30"/>
           <w:szCs w:val="30"/>
         </w:rPr>
@@ -1338,12 +1384,44 @@
     </w:p>
     <w:p>
       <w:r>
-        <w:t>Starałem się zaimplementować algorytmy zgodnie z instrukcją do listy. Modyfikacje które dodałem wyniki wprost z charakterystyki danych. Dodałem sprawdzenie czy dana trasa jest dostępna tego dnia, sprawdzenie czy nie warto poczekać na peronie przez kolejny dzień ( mój kod zakłada że szuka tras max 1 dnia do przodu).</w:t>
-      </w:r>
-    </w:p>
-    <w:p>
-      <w:r>
-        <w:t xml:space="preserve">Napisałem to używając paradygmatu obiektowego. Stworzyłem klasy które były dodatkiem dla opisanych powyżej algorytmów i robiły pracę </w:t>
+        <w:t xml:space="preserve">Starałem się zaimplementować algorytmy zgodnie z instrukcją do listy. </w:t>
+      </w:r>
+      <w:proofErr w:type="gramStart"/>
+      <w:r>
+        <w:t>Modyfikacje</w:t>
+      </w:r>
+      <w:proofErr w:type="gramEnd"/>
+      <w:r>
+        <w:t xml:space="preserve"> które dodałem wyniki wprost z charakterystyki danych. Dodałem sprawdzenie czy dana trasa jest dostępna tego dnia, sprawdzenie czy nie warto poczekać na peronie przez kolejny dzień </w:t>
+      </w:r>
+      <w:proofErr w:type="gramStart"/>
+      <w:r>
+        <w:t>( mój</w:t>
+      </w:r>
+      <w:proofErr w:type="gramEnd"/>
+      <w:r>
+        <w:t xml:space="preserve"> kod </w:t>
+      </w:r>
+      <w:proofErr w:type="gramStart"/>
+      <w:r>
+        <w:t>zakłada</w:t>
+      </w:r>
+      <w:proofErr w:type="gramEnd"/>
+      <w:r>
+        <w:t xml:space="preserve"> że szuka tras max 1 dnia do przodu).</w:t>
+      </w:r>
+    </w:p>
+    <w:p>
+      <w:r>
+        <w:t xml:space="preserve">Napisałem to używając paradygmatu obiektowego. Stworzyłem </w:t>
+      </w:r>
+      <w:proofErr w:type="gramStart"/>
+      <w:r>
+        <w:t>klasy</w:t>
+      </w:r>
+      <w:proofErr w:type="gramEnd"/>
+      <w:r>
+        <w:t xml:space="preserve"> które były dodatkiem dla opisanych powyżej algorytmów i robiły pracę </w:t>
       </w:r>
       <w:r>
         <w:t>pozwalającą dopasować algorytm do struktury danych.</w:t>
@@ -1351,6 +1429,9 @@
     </w:p>
     <w:p>
       <w:r>
+        <w:rPr>
+          <w:noProof/>
+        </w:rPr>
         <w:drawing>
           <wp:inline distT="0" distB="0" distL="0" distR="0" wp14:anchorId="450289AE" wp14:editId="0D68B174">
             <wp:extent cx="2033602" cy="1647837"/>
@@ -1390,6 +1471,9 @@
     </w:p>
     <w:p>
       <w:r>
+        <w:rPr>
+          <w:noProof/>
+        </w:rPr>
         <w:lastRenderedPageBreak/>
         <w:drawing>
           <wp:inline distT="0" distB="0" distL="0" distR="0" wp14:anchorId="0681D8FB" wp14:editId="17E14393">
@@ -1444,7 +1528,27 @@
           <w:sz w:val="30"/>
           <w:szCs w:val="30"/>
         </w:rPr>
-        <w:t>wykorzystane materiały i źródła (z prawidłowymi cytowaniami), </w:t>
+        <w:t xml:space="preserve">wykorzystane materiały i źródła (z prawidłowymi </w:t>
+      </w:r>
+      <w:proofErr w:type="spellStart"/>
+      <w:r>
+        <w:rPr>
+          <w:b/>
+          <w:bCs/>
+          <w:sz w:val="30"/>
+          <w:szCs w:val="30"/>
+        </w:rPr>
+        <w:t>cytowaniami</w:t>
+      </w:r>
+      <w:proofErr w:type="spellEnd"/>
+      <w:r>
+        <w:rPr>
+          <w:b/>
+          <w:bCs/>
+          <w:sz w:val="30"/>
+          <w:szCs w:val="30"/>
+        </w:rPr>
+        <w:t>), </w:t>
       </w:r>
     </w:p>
     <w:p>
@@ -1497,11 +1601,40 @@
       </w:r>
     </w:p>
     <w:p>
-      <w:r>
-        <w:t xml:space="preserve">Pandas – z niej odczytywałem dane z plików, robiłem left join i pracowałem na danych. </w:t>
-      </w:r>
-      <w:r>
-        <w:t>Jej sercem są obiekty nazywane DataFrame, które najlepiej wyobrazić sobie jako bardzo rozbudowane arkusze kalkulacyjne. Pozwalają one trzymać dane w formie tabelarycznej, gdzie każdy wiersz to osobny rekord, a kolumny mają swoje nazwy i określone typy informacji.</w:t>
+      <w:proofErr w:type="spellStart"/>
+      <w:r>
+        <w:t>Pandas</w:t>
+      </w:r>
+      <w:proofErr w:type="spellEnd"/>
+      <w:r>
+        <w:t xml:space="preserve"> – z niej odczytywałem dane z plików, robiłem </w:t>
+      </w:r>
+      <w:proofErr w:type="spellStart"/>
+      <w:r>
+        <w:t>left</w:t>
+      </w:r>
+      <w:proofErr w:type="spellEnd"/>
+      <w:r>
+        <w:t xml:space="preserve"> </w:t>
+      </w:r>
+      <w:proofErr w:type="spellStart"/>
+      <w:r>
+        <w:t>join</w:t>
+      </w:r>
+      <w:proofErr w:type="spellEnd"/>
+      <w:r>
+        <w:t xml:space="preserve"> i pracowałem na danych. </w:t>
+      </w:r>
+      <w:r>
+        <w:t xml:space="preserve">Jej sercem są obiekty nazywane </w:t>
+      </w:r>
+      <w:proofErr w:type="spellStart"/>
+      <w:r>
+        <w:t>DataFrame</w:t>
+      </w:r>
+      <w:proofErr w:type="spellEnd"/>
+      <w:r>
+        <w:t>, które najlepiej wyobrazić sobie jako bardzo rozbudowane arkusze kalkulacyjne. Pozwalają one trzymać dane w formie tabelarycznej, gdzie każdy wiersz to osobny rekord, a kolumny mają swoje nazwy i określone typy informacji.</w:t>
       </w:r>
     </w:p>
     <w:p>
@@ -1556,7 +1689,23 @@
         </w:numPr>
       </w:pPr>
       <w:r>
-        <w:t>Szukaniu bugów w implementacji trwało bardzo długo(np. nieuwzględnienie dni tygodnia).</w:t>
+        <w:t xml:space="preserve">Szukaniu </w:t>
+      </w:r>
+      <w:proofErr w:type="spellStart"/>
+      <w:r>
+        <w:t>bugów</w:t>
+      </w:r>
+      <w:proofErr w:type="spellEnd"/>
+      <w:r>
+        <w:t xml:space="preserve"> w implementacji trwało bardzo </w:t>
+      </w:r>
+      <w:proofErr w:type="gramStart"/>
+      <w:r>
+        <w:t>długo(</w:t>
+      </w:r>
+      <w:proofErr w:type="gramEnd"/>
+      <w:r>
+        <w:t>np. nieuwzględnienie dni tygodnia).</w:t>
       </w:r>
     </w:p>
     <w:p/>
@@ -2576,6 +2725,7 @@
   <w:style w:type="character" w:default="1" w:styleId="Domylnaczcionkaakapitu">
     <w:name w:val="Default Paragraph Font"/>
     <w:uiPriority w:val="1"/>
+    <w:semiHidden/>
     <w:unhideWhenUsed/>
   </w:style>
   <w:style w:type="table" w:default="1" w:styleId="Standardowy">
